--- a/HRCP-KKU-Academic/uploads/academic/8/doc_7.docx
+++ b/HRCP-KKU-Academic/uploads/academic/8/doc_7.docx
@@ -91,18 +91,16 @@
         </w:rPr>
         <w:t/>
       </w:r>
-      <w:proofErr w:type="spellStart"/>
-      <w:r>
-        <w:rPr>
-          <w:rFonts w:ascii="TH Sarabun New" w:hAnsi="TH Sarabun New" w:cs="TH Sarabun New"/>
-          <w:color w:val="000000" w:themeColor="text1"/>
-          <w:sz w:val="32"/>
-          <w:szCs w:val="32"/>
-          <w:lang w:bidi="th-TH"/>
-        </w:rPr>
-        <w:t/>
-      </w:r>
-      <w:proofErr w:type="spellEnd"/>
+      <w:r>
+        <w:rPr>
+          <w:rFonts w:ascii="TH Sarabun New" w:hAnsi="TH Sarabun New" w:cs="TH Sarabun New"/>
+          <w:color w:val="000000" w:themeColor="text1"/>
+          <w:sz w:val="32"/>
+          <w:szCs w:val="32"/>
+          <w:lang w:bidi="th-TH"/>
+        </w:rPr>
+        <w:t/>
+      </w:r>
       <w:r>
         <w:rPr>
           <w:rFonts w:ascii="TH Sarabun New" w:hAnsi="TH Sarabun New" w:cs="TH Sarabun New"/>
@@ -149,40 +147,28 @@
           <w:szCs w:val="32"/>
           <w:lang w:bidi="th-TH"/>
         </w:rPr>
-        <w:t>๙ มีนาคม ๒๕๖๙</w:t>
-      </w:r>
-      <w:proofErr w:type="spellStart"/>
-      <w:r>
-        <w:rPr>
-          <w:rFonts w:ascii="TH Sarabun New" w:hAnsi="TH Sarabun New" w:cs="TH Sarabun New"/>
-          <w:color w:val="000000" w:themeColor="text1"/>
-          <w:sz w:val="32"/>
-          <w:szCs w:val="32"/>
-          <w:lang w:bidi="th-TH"/>
-        </w:rPr>
-        <w:t/>
-      </w:r>
-      <w:r>
-        <w:rPr>
-          <w:rFonts w:ascii="TH Sarabun New" w:hAnsi="TH Sarabun New" w:cs="TH Sarabun New"/>
-          <w:color w:val="000000" w:themeColor="text1"/>
-          <w:sz w:val="32"/>
-          <w:szCs w:val="32"/>
-          <w:lang w:bidi="th-TH"/>
-        </w:rPr>
-        <w:t/>
-      </w:r>
-      <w:r>
-        <w:rPr>
-          <w:rFonts w:ascii="TH Sarabun New" w:hAnsi="TH Sarabun New" w:cs="TH Sarabun New"/>
-          <w:color w:val="000000" w:themeColor="text1"/>
-          <w:sz w:val="32"/>
-          <w:szCs w:val="32"/>
-          <w:lang w:bidi="th-TH"/>
-        </w:rPr>
-        <w:t/>
-      </w:r>
-      <w:proofErr w:type="spellEnd"/>
+        <w:t>25 มีนาคม 2569</w:t>
+      </w:r>
+      <w:r>
+        <w:rPr>
+          <w:rFonts w:ascii="TH Sarabun New" w:hAnsi="TH Sarabun New" w:cs="TH Sarabun New"/>
+          <w:color w:val="000000" w:themeColor="text1"/>
+          <w:sz w:val="32"/>
+          <w:szCs w:val="32"/>
+          <w:lang w:bidi="th-TH"/>
+        </w:rPr>
+        <w:t/>
+      </w:r>
+      <w:r>
+        <w:rPr>
+          <w:rFonts w:ascii="TH Sarabun New" w:hAnsi="TH Sarabun New" w:cs="TH Sarabun New"/>
+          <w:color w:val="000000" w:themeColor="text1"/>
+          <w:sz w:val="32"/>
+          <w:szCs w:val="32"/>
+          <w:lang w:bidi="th-TH"/>
+        </w:rPr>
+        <w:t/>
+      </w:r>
       <w:r>
         <w:rPr>
           <w:rFonts w:ascii="TH Sarabun New" w:hAnsi="TH Sarabun New" w:cs="TH Sarabun New"/>
@@ -233,7 +219,7 @@
           <w:szCs w:val="32"/>
           <w:cs/>
         </w:rPr>
-        <w:t xml:space="preserve"> ได้ประเมินผลการสอนรหัสวิชา</w:t>
+        <w:t xml:space="preserve"> ได้ประเมินผลการสอน</w:t>
       </w:r>
       <w:r>
         <w:rPr>
@@ -250,11 +236,29 @@
           <w:color w:val="000000" w:themeColor="text1"/>
           <w:sz w:val="32"/>
           <w:szCs w:val="32"/>
+          <w:cs/>
+        </w:rPr>
+        <w:t>รหัสวิชา</w:t>
+      </w:r>
+      <w:r>
+        <w:rPr>
+          <w:rFonts w:ascii="TH Sarabun New" w:hAnsi="TH Sarabun New" w:cs="TH Sarabun New"/>
+          <w:color w:val="000000" w:themeColor="text1"/>
+          <w:sz w:val="32"/>
+          <w:szCs w:val="32"/>
+        </w:rPr>
+        <w:t xml:space="preserve"> </w:t>
+      </w:r>
+      <w:r>
+        <w:rPr>
+          <w:rFonts w:ascii="TH Sarabun New" w:hAnsi="TH Sarabun New" w:cs="TH Sarabun New"/>
+          <w:color w:val="000000" w:themeColor="text1"/>
+          <w:sz w:val="32"/>
+          <w:szCs w:val="32"/>
           <w:shd w:val="clear" w:color="auto" w:fill="FFFFFF"/>
         </w:rPr>
         <w:t>CP 256 256 </w:t>
       </w:r>
-      <w:proofErr w:type="spellStart"/>
       <w:r>
         <w:rPr>
           <w:rFonts w:ascii="TH Sarabun New" w:hAnsi="TH Sarabun New" w:cs="TH Sarabun New"/>
@@ -285,7 +289,6 @@
         </w:rPr>
         <w:t/>
       </w:r>
-      <w:proofErr w:type="spellEnd"/>
       <w:r>
         <w:rPr>
           <w:rFonts w:ascii="TH Sarabun New" w:hAnsi="TH Sarabun New" w:cs="TH Sarabun New"/>
@@ -337,7 +340,6 @@
         </w:rPr>
         <w:t>dsad213</w:t>
       </w:r>
-      <w:proofErr w:type="spellStart"/>
       <w:r>
         <w:rPr>
           <w:rFonts w:ascii="TH Sarabun New" w:hAnsi="TH Sarabun New" w:cs="TH Sarabun New"/>
@@ -358,7 +360,6 @@
         </w:rPr>
         <w:t/>
       </w:r>
-      <w:proofErr w:type="spellEnd"/>
       <w:r>
         <w:rPr>
           <w:rFonts w:ascii="TH Sarabun New" w:hAnsi="TH Sarabun New" w:cs="TH Sarabun New"/>
@@ -367,16 +368,6 @@
           <w:szCs w:val="32"/>
           <w:shd w:val="clear" w:color="auto" w:fill="FFFFFF"/>
         </w:rPr>
-        <w:t/>
-      </w:r>
-      <w:r>
-        <w:rPr>
-          <w:rFonts w:ascii="TH Sarabun New" w:hAnsi="TH Sarabun New" w:cs="TH Sarabun New"/>
-          <w:color w:val="000000" w:themeColor="text1"/>
-          <w:sz w:val="32"/>
-          <w:szCs w:val="32"/>
-          <w:shd w:val="clear" w:color="auto" w:fill="FFFFFF"/>
-        </w:rPr>
         <w:t> </w:t>
       </w:r>
       <w:r>
@@ -398,26 +389,6 @@
         </w:rPr>
         <w:t>นาย</w:t>
       </w:r>
-      <w:proofErr w:type="spellStart"/>
-      <w:r>
-        <w:rPr>
-          <w:rFonts w:ascii="TH Sarabun New" w:hAnsi="TH Sarabun New" w:cs="TH Sarabun New"/>
-          <w:color w:val="000000" w:themeColor="text1"/>
-          <w:sz w:val="32"/>
-          <w:szCs w:val="32"/>
-        </w:rPr>
-        <w:t/>
-      </w:r>
-      <w:proofErr w:type="spellEnd"/>
-      <w:r>
-        <w:rPr>
-          <w:rFonts w:ascii="TH Sarabun New" w:hAnsi="TH Sarabun New" w:cs="TH Sarabun New"/>
-          <w:color w:val="000000" w:themeColor="text1"/>
-          <w:sz w:val="32"/>
-          <w:szCs w:val="32"/>
-        </w:rPr>
-        <w:t/>
-      </w:r>
       <w:r>
         <w:rPr>
           <w:rFonts w:ascii="TH Sarabun New" w:hAnsi="TH Sarabun New" w:cs="TH Sarabun New"/>
@@ -428,34 +399,13 @@
         </w:rPr>
         <w:t>jo</w:t>
       </w:r>
-      <w:proofErr w:type="spellStart"/>
-      <w:r>
-        <w:rPr>
-          <w:rFonts w:ascii="TH Sarabun New" w:hAnsi="TH Sarabun New" w:cs="TH Sarabun New"/>
-          <w:color w:val="000000" w:themeColor="text1"/>
-          <w:sz w:val="32"/>
-          <w:szCs w:val="32"/>
-          <w:lang w:bidi="th-TH"/>
-        </w:rPr>
-        <w:t/>
-      </w:r>
-      <w:proofErr w:type="spellEnd"/>
-      <w:r>
-        <w:rPr>
-          <w:rFonts w:ascii="TH Sarabun New" w:hAnsi="TH Sarabun New" w:cs="TH Sarabun New"/>
-          <w:color w:val="000000" w:themeColor="text1"/>
-          <w:sz w:val="32"/>
-          <w:szCs w:val="32"/>
-          <w:lang w:bidi="th-TH"/>
-        </w:rPr>
-        <w:t/>
-      </w:r>
-      <w:r>
-        <w:rPr>
-          <w:rFonts w:ascii="TH Sarabun New" w:hAnsi="TH Sarabun New" w:cs="TH Sarabun New"/>
-          <w:color w:val="000000" w:themeColor="text1"/>
-          <w:sz w:val="32"/>
-          <w:szCs w:val="32"/>
+      <w:r>
+        <w:rPr>
+          <w:rFonts w:ascii="TH Sarabun New" w:hAnsi="TH Sarabun New" w:cs="TH Sarabun New"/>
+          <w:color w:val="000000" w:themeColor="text1"/>
+          <w:sz w:val="32"/>
+          <w:szCs w:val="32"/>
+          <w:lang w:bidi="th-TH"/>
         </w:rPr>
         <w:t xml:space="preserve"> </w:t>
       </w:r>
@@ -834,7 +784,51 @@
           <w:cs/>
           <w:lang w:bidi="th-TH"/>
         </w:rPr>
-        <w:t>ในการสอนมีคุณภาพ อยู่ในหลักเกณฑ์และวิธีการตามที่สภาสถาบันกำหนด</w:t>
+        <w:t>ในการสอนมีคุณภาพ</w:t>
+      </w:r>
+      <w:r>
+        <w:rPr>
+          <w:rFonts w:ascii="TH Sarabun New" w:hAnsi="TH Sarabun New" w:cs="TH Sarabun New" w:hint="cs"/>
+          <w:color w:val="000000" w:themeColor="text1"/>
+          <w:sz w:val="32"/>
+          <w:szCs w:val="32"/>
+          <w:cs/>
+          <w:lang w:bidi="th-TH"/>
+        </w:rPr>
+        <w:t xml:space="preserve"> </w:t>
+      </w:r>
+      <w:r>
+        <w:rPr>
+          <w:rFonts w:ascii="TH Sarabun New" w:hAnsi="TH Sarabun New" w:cs="TH Sarabun New"/>
+          <w:color w:val="000000" w:themeColor="text1"/>
+          <w:sz w:val="32"/>
+          <w:szCs w:val="32"/>
+          <w:cs/>
+          <w:lang w:bidi="th-TH"/>
+        </w:rPr>
+        <w:t>อยู่ในหลักเกณฑ์และวิธีการตามที่</w:t>
+      </w:r>
+      <w:r>
+        <w:rPr>
+          <w:rFonts w:ascii="TH Sarabun New" w:hAnsi="TH Sarabun New" w:cs="TH Sarabun New" w:hint="cs"/>
+          <w:color w:val="000000" w:themeColor="text1"/>
+          <w:sz w:val="32"/>
+          <w:szCs w:val="32"/>
+          <w:cs/>
+          <w:lang w:bidi="th-TH"/>
+        </w:rPr>
+        <w:t>มหาวิทยาลัย</w:t>
+      </w:r>
+      <w:r>
+        <w:rPr>
+          <w:rFonts w:ascii="TH Sarabun New" w:hAnsi="TH Sarabun New" w:cs="TH Sarabun New"/>
+          <w:color w:val="000000" w:themeColor="text1"/>
+          <w:sz w:val="32"/>
+          <w:szCs w:val="32"/>
+          <w:cs/>
+          <w:lang w:bidi="th-TH"/>
+        </w:rPr>
+        <w:t>กำหนด</w:t>
       </w:r>
     </w:p>
     <w:p>
@@ -900,7 +894,7 @@
           <w:szCs w:val="32"/>
           <w:lang w:bidi="th-TH"/>
         </w:rPr>
-        <w:t>รองศาสตราจารย์สม ดี</w:t>
+        <w:t>tungtungtung sahur</w:t>
       </w:r>
       <w:r>
         <w:rPr>
@@ -975,7 +969,7 @@
           <w:szCs w:val="32"/>
           <w:lang w:bidi="th-TH"/>
         </w:rPr>
-        <w:t>๙ เดือน มีนาคม พ.ศ. ๒๕๖๙</w:t>
+        <w:t>25 มีนาคม 2569</w:t>
       </w:r>
       <w:r>
         <w:rPr>
